--- a/task-4-email-etiquette/Email.docx
+++ b/task-4-email-etiquette/Email.docx
@@ -81,25 +81,39 @@
           <w:sz w:val="32"/>
           <w:szCs w:val="32"/>
         </w:rPr>
-        <w:t>I am writing to respectfully request an extension for the assignment that is due on [mention date]. Over the past few days, I have been facing some unforeseen circumstances which have affected my ability to complete the assignment within the given deadline.</w:t>
-      </w:r>
-    </w:p>
-    <w:p>
-      <w:pPr>
-        <w:spacing w:line="276" w:lineRule="auto"/>
-        <w:rPr>
-          <w:rFonts w:ascii="Times New Roman" w:hAnsi="Times New Roman" w:cs="Times New Roman"/>
-          <w:sz w:val="32"/>
-          <w:szCs w:val="32"/>
-        </w:rPr>
-      </w:pPr>
-      <w:r>
-        <w:rPr>
-          <w:rFonts w:ascii="Times New Roman" w:hAnsi="Times New Roman" w:cs="Times New Roman"/>
-          <w:sz w:val="32"/>
-          <w:szCs w:val="32"/>
-        </w:rPr>
-        <w:t>I understand the importance of submitting academic work on time and I sincerely apologize for any inconvenience caused due to this request. I have been trying my best to manage my time and complete the work, but I feel that I need a little more time to ensure that I can submit the assignment with the quality and understanding that is expected.</w:t>
+        <w:t>I am writing to respectfully request an extension for the assignment that is due on</w:t>
+      </w:r>
+      <w:r>
+        <w:rPr>
+          <w:rFonts w:ascii="Times New Roman" w:hAnsi="Times New Roman" w:cs="Times New Roman"/>
+          <w:sz w:val="32"/>
+          <w:szCs w:val="32"/>
+        </w:rPr>
+        <w:t xml:space="preserve"> 2 April 2026.</w:t>
+      </w:r>
+      <w:r>
+        <w:rPr>
+          <w:rFonts w:ascii="Times New Roman" w:hAnsi="Times New Roman" w:cs="Times New Roman"/>
+          <w:sz w:val="32"/>
+          <w:szCs w:val="32"/>
+        </w:rPr>
+        <w:t xml:space="preserve"> Over the past few days, I have been facing some unforeseen circumstances which have affected my ability to complete the assignment within the given deadline.</w:t>
+      </w:r>
+      <w:r>
+        <w:rPr>
+          <w:rFonts w:ascii="Times New Roman" w:hAnsi="Times New Roman" w:cs="Times New Roman"/>
+          <w:sz w:val="32"/>
+          <w:szCs w:val="32"/>
+        </w:rPr>
+        <w:t xml:space="preserve"> </w:t>
+      </w:r>
+      <w:r>
+        <w:rPr>
+          <w:rFonts w:ascii="Times New Roman" w:hAnsi="Times New Roman" w:cs="Times New Roman"/>
+          <w:sz w:val="32"/>
+          <w:szCs w:val="32"/>
+        </w:rPr>
+        <w:t>I understand the importance of submitting academic work on time and sincerely apologize for any inconvenience caused due to this request. I have been trying my best to manage my time and complete the work, but I feel that I need a little more time to ensure that I can submit the assignment with the quality and understanding that is expected.</w:t>
       </w:r>
     </w:p>
     <w:p>
@@ -253,6 +267,18 @@
       <w:pPr>
         <w:spacing w:line="276" w:lineRule="auto"/>
         <w:rPr>
+          <w:sz w:val="32"/>
+          <w:szCs w:val="32"/>
+        </w:rPr>
+      </w:pPr>
+    </w:p>
+    <w:p>
+      <w:pPr>
+        <w:spacing w:line="240" w:lineRule="auto"/>
+        <w:rPr>
+          <w:rFonts w:ascii="Times New Roman" w:hAnsi="Times New Roman" w:cs="Times New Roman"/>
+          <w:b/>
+          <w:bCs/>
           <w:sz w:val="32"/>
           <w:szCs w:val="32"/>
         </w:rPr>
